--- a/skills/phong-hcqt/assets/yeu-cau-bao-gia.docx
+++ b/skills/phong-hcqt/assets/yeu-cau-bao-gia.docx
@@ -1,5 +1,83 @@
 
-<file path=word/document.xml><?xml version="1.0" encoding="utf-8"?>
+<file path=./[Content_Types].xml><?xml version="1.0" encoding="utf-8"?>
+<Types xmlns="http://schemas.openxmlformats.org/package/2006/content-types">
+  <Default Extension="rels" ContentType="application/vnd.openxmlformats-package.relationships+xml"/>
+  <Default Extension="xml" ContentType="application/xml"/>
+  <Override PartName="/word/document.xml" ContentType="application/vnd.openxmlformats-officedocument.wordprocessingml.document.main+xml"/>
+  <Override PartName="/word/numbering.xml" ContentType="application/vnd.openxmlformats-officedocument.wordprocessingml.numbering+xml"/>
+  <Override PartName="/word/styles.xml" ContentType="application/vnd.openxmlformats-officedocument.wordprocessingml.styles+xml"/>
+  <Override PartName="/word/settings.xml" ContentType="application/vnd.openxmlformats-officedocument.wordprocessingml.settings+xml"/>
+  <Override PartName="/word/webSettings.xml" ContentType="application/vnd.openxmlformats-officedocument.wordprocessingml.webSettings+xml"/>
+  <Override PartName="/word/fontTable.xml" ContentType="application/vnd.openxmlformats-officedocument.wordprocessingml.fontTable+xml"/>
+  <Override PartName="/word/theme/theme1.xml" ContentType="application/vnd.openxmlformats-officedocument.theme+xml"/>
+  <Override PartName="/docProps/core.xml" ContentType="application/vnd.openxmlformats-package.core-properties+xml"/>
+  <Override PartName="/docProps/app.xml" ContentType="application/vnd.openxmlformats-officedocument.extended-properties+xml"/>
+  <Override PartName="/docProps/custom.xml" ContentType="application/vnd.openxmlformats-officedocument.custom-properties+xml"/>
+</Types>
+</file>
+
+<file path=./docProps/app.xml><?xml version="1.0" encoding="utf-8"?>
+<Properties xmlns="http://schemas.openxmlformats.org/officeDocument/2006/extended-properties" xmlns:vt="http://schemas.openxmlformats.org/officeDocument/2006/docPropsVTypes">
+  <Template>Normal.dotm</Template>
+  <TotalTime>70</TotalTime>
+  <Pages>6</Pages>
+  <Words>709</Words>
+  <Characters>4042</Characters>
+  <Application>Microsoft Office Word</Application>
+  <DocSecurity>0</DocSecurity>
+  <Lines>33</Lines>
+  <Paragraphs>9</Paragraphs>
+  <ScaleCrop>false</ScaleCrop>
+  <HeadingPairs>
+    <vt:vector size="2" baseType="variant">
+      <vt:variant>
+        <vt:lpstr>Title</vt:lpstr>
+      </vt:variant>
+      <vt:variant>
+        <vt:i4>1</vt:i4>
+      </vt:variant>
+    </vt:vector>
+  </HeadingPairs>
+  <TitlesOfParts>
+    <vt:vector size="1" baseType="lpstr">
+      <vt:lpstr/>
+    </vt:vector>
+  </TitlesOfParts>
+  <Company/>
+  <LinksUpToDate>false</LinksUpToDate>
+  <CharactersWithSpaces>4742</CharactersWithSpaces>
+  <SharedDoc>false</SharedDoc>
+  <HyperlinksChanged>false</HyperlinksChanged>
+  <AppVersion>16.0000</AppVersion>
+</Properties>
+</file>
+
+<file path=./docProps/core.xml><?xml version="1.0" encoding="utf-8"?>
+<cp:coreProperties xmlns:cp="http://schemas.openxmlformats.org/package/2006/metadata/core-properties" xmlns:dc="http://purl.org/dc/elements/1.1/" xmlns:dcterms="http://purl.org/dc/terms/" xmlns:dcmitype="http://purl.org/dc/dcmitype/" xmlns:xsi="http://www.w3.org/2001/XMLSchema-instance">
+  <dc:creator>Admin</dc:creator>
+  <cp:lastModifiedBy>Dương KTDA</cp:lastModifiedBy>
+  <cp:revision>29</cp:revision>
+  <cp:lastPrinted>2026-05-05T09:53:00Z</cp:lastPrinted>
+  <dcterms:created xsi:type="dcterms:W3CDTF">2026-05-05T08:50:00Z</dcterms:created>
+  <dcterms:modified xsi:type="dcterms:W3CDTF">2026-05-20T04:20:00Z</dcterms:modified>
+</cp:coreProperties>
+</file>
+
+<file path=./docProps/custom.xml><?xml version="1.0" encoding="utf-8"?>
+<Properties xmlns="http://schemas.openxmlformats.org/officeDocument/2006/custom-properties" xmlns:vt="http://schemas.openxmlformats.org/officeDocument/2006/docPropsVTypes">
+  <property fmtid="{D5CDD505-2E9C-101B-9397-08002B2CF9AE}" pid="2" name="Created">
+    <vt:filetime>2023-07-05T00:00:00Z</vt:filetime>
+  </property>
+  <property fmtid="{D5CDD505-2E9C-101B-9397-08002B2CF9AE}" pid="3" name="Creator">
+    <vt:lpwstr>Microsoft® Word 2019</vt:lpwstr>
+  </property>
+  <property fmtid="{D5CDD505-2E9C-101B-9397-08002B2CF9AE}" pid="4" name="LastSaved">
+    <vt:filetime>2023-07-11T00:00:00Z</vt:filetime>
+  </property>
+</Properties>
+</file>
+
+<file path=./word/document.xml><?xml version="1.0" encoding="utf-8"?>
 <w:document xmlns:wpc="http://schemas.microsoft.com/office/word/2010/wordprocessingCanvas" xmlns:cx="http://schemas.microsoft.com/office/drawing/2014/chartex" xmlns:cx1="http://schemas.microsoft.com/office/drawing/2015/9/8/chartex" xmlns:cx2="http://schemas.microsoft.com/office/drawing/2015/10/21/chartex" xmlns:cx3="http://schemas.microsoft.com/office/drawing/2016/5/9/chartex" xmlns:cx4="http://schemas.microsoft.com/office/drawing/2016/5/10/chartex" xmlns:cx5="http://schemas.microsoft.com/office/drawing/2016/5/11/chartex" xmlns:cx6="http://schemas.microsoft.com/office/drawing/2016/5/12/chartex" xmlns:cx7="http://schemas.microsoft.com/office/drawing/2016/5/13/chartex" xmlns:cx8="http://schemas.microsoft.com/office/drawing/2016/5/14/chartex" xmlns:mc="http://schemas.openxmlformats.org/markup-compatibility/2006" xmlns:aink="http://schemas.microsoft.com/office/drawing/2016/ink" xmlns:am3d="http://schemas.microsoft.com/office/drawing/2017/model3d" xmlns:o="urn:schemas-microsoft-com:office:office" xmlns:oel="http://schemas.microsoft.com/office/2019/extlst" xmlns:r="http://schemas.openxmlformats.org/officeDocument/2006/relationships" xmlns:m="http://schemas.openxmlformats.org/officeDocument/2006/math" xmlns:v="urn:schemas-microsoft-com:vml" xmlns:wp14="http://schemas.microsoft.com/office/word/2010/wordprocessingDrawing" xmlns:wp="http://schemas.openxmlformats.org/drawingml/2006/wordprocessingDrawing" xmlns:w10="urn:schemas-microsoft-com:office:word" xmlns:w="http://schemas.openxmlformats.org/wordprocessingml/2006/main" xmlns:w14="http://schemas.microsoft.com/office/word/2010/wordml" xmlns:w15="http://schemas.microsoft.com/office/word/2012/wordml" xmlns:w16cex="http://schemas.microsoft.com/office/word/2018/wordml/cex" xmlns:w16="http://schemas.microsoft.com/office/word/2018/wordml" xmlns:w16du="http://schemas.microsoft.com/office/word/2023/wordml/word16du" xmlns:w16sdtdh="http://schemas.microsoft.com/office/word/2020/wordml/sdtdatahash" xmlns:w16se="http://schemas.microsoft.com/office/word/2015/wordml/symex" xmlns:wpg="http://schemas.microsoft.com/office/word/2010/wordprocessingGroup" xmlns:wpi="http://schemas.microsoft.com/office/word/2010/wordprocessingInk" xmlns:wne="http://schemas.microsoft.com/office/word/2006/wordml" xmlns:wps="http://schemas.microsoft.com/office/word/2010/wordprocessingShape">
   <w:body>
     <w:tbl>
@@ -6531,7 +6609,110 @@
 </w:document>
 </file>
 
-<file path=word/numbering.xml><?xml version="1.0" encoding="utf-8"?>
+<file path=./word/fontTable.xml><?xml version="1.0" encoding="utf-8"?>
+<w:fonts xmlns:mc="http://schemas.openxmlformats.org/markup-compatibility/2006" xmlns:r="http://schemas.openxmlformats.org/officeDocument/2006/relationships" xmlns:w="http://schemas.openxmlformats.org/wordprocessingml/2006/main" xmlns:w14="http://schemas.microsoft.com/office/word/2010/wordml" xmlns:w15="http://schemas.microsoft.com/office/word/2012/wordml" xmlns:w16cex="http://schemas.microsoft.com/office/word/2018/wordml/cex" xmlns:w16="http://schemas.microsoft.com/office/word/2018/wordml" xmlns:w16du="http://schemas.microsoft.com/office/word/2023/wordml/word16du" xmlns:w16sdtdh="http://schemas.microsoft.com/office/word/2020/wordml/sdtdatahash" xmlns:w16se="http://schemas.microsoft.com/office/word/2015/wordml/symex">
+  <w:font w:name="Times New Roman">
+    <w:panose1 w:val="02020603050405020304"/>
+    <w:family w:val="roman"/>
+    <w:pitch w:val="variable"/>
+    <w:sig w:usb0="E0002EFF" w:usb1="C000785B" w:usb2="00000009" w:usb3="00000000" w:csb0="000001FF" w:csb1="00000000"/>
+  </w:font>
+  <w:font w:name="Courier New">
+    <w:panose1 w:val="02070309020205020404"/>
+    <w:family w:val="modern"/>
+    <w:pitch w:val="fixed"/>
+    <w:sig w:usb0="E0002EFF" w:usb1="C0007843" w:usb2="00000009" w:usb3="00000000" w:csb0="000001FF" w:csb1="00000000"/>
+  </w:font>
+  <w:font w:name="Wingdings">
+    <w:panose1 w:val="05000000000000000000"/>
+    <w:family w:val="auto"/>
+    <w:pitch w:val="variable"/>
+    <w:sig w:usb0="00000000" w:usb1="10000000" w:usb2="00000000" w:usb3="00000000" w:csb0="80000000" w:csb1="00000000"/>
+  </w:font>
+  <w:font w:name="Symbol">
+    <w:panose1 w:val="05050102010706020507"/>
+    <w:family w:val="roman"/>
+    <w:pitch w:val="variable"/>
+    <w:sig w:usb0="00000000" w:usb1="10000000" w:usb2="00000000" w:usb3="00000000" w:csb0="80000000" w:csb1="00000000"/>
+  </w:font>
+  <w:font w:name="VNI-Times">
+    <w:panose1 w:val="00000000000000000000"/>
+    <w:family w:val="auto"/>
+    <w:pitch w:val="variable"/>
+    <w:sig w:usb0="00000007" w:usb1="00000000" w:usb2="00000000" w:usb3="00000000" w:csb0="00000013" w:csb1="00000000"/>
+  </w:font>
+  <w:font w:name="Arial">
+    <w:panose1 w:val="020B0604020202020204"/>
+    <w:family w:val="swiss"/>
+    <w:pitch w:val="variable"/>
+    <w:sig w:usb0="E0002EFF" w:usb1="C000785B" w:usb2="00000009" w:usb3="00000000" w:csb0="000001FF" w:csb1="00000000"/>
+  </w:font>
+  <w:font w:name="Calibri">
+    <w:panose1 w:val="020F0502020204030204"/>
+    <w:family w:val="swiss"/>
+    <w:pitch w:val="variable"/>
+    <w:sig w:usb0="E4002EFF" w:usb1="C000247B" w:usb2="00000009" w:usb3="00000000" w:csb0="000001FF" w:csb1="00000000"/>
+  </w:font>
+  <w:font w:name=".VnTime">
+    <w:panose1 w:val="020B7200000000000000"/>
+    <w:family w:val="swiss"/>
+    <w:pitch w:val="variable"/>
+    <w:sig w:usb0="00000003" w:usb1="00000000" w:usb2="00000000" w:usb3="00000000" w:csb0="00000001" w:csb1="00000000"/>
+  </w:font>
+  <w:font w:name="Tahoma">
+    <w:panose1 w:val="020B0604030504040204"/>
+    <w:family w:val="swiss"/>
+    <w:pitch w:val="variable"/>
+    <w:sig w:usb0="E1002EFF" w:usb1="C000605B" w:usb2="00000029" w:usb3="00000000" w:csb0="000101FF" w:csb1="00000000"/>
+  </w:font>
+  <w:font w:name=".VnTimeH">
+    <w:panose1 w:val="020B7200000000000000"/>
+    <w:family w:val="swiss"/>
+    <w:pitch w:val="variable"/>
+    <w:sig w:usb0="00000007" w:usb1="00000000" w:usb2="00000000" w:usb3="00000000" w:csb0="00000013" w:csb1="00000000"/>
+  </w:font>
+  <w:font w:name="SimSun">
+    <w:altName w:val="宋体"/>
+    <w:panose1 w:val="02010600030101010101"/>
+    <w:family w:val="auto"/>
+    <w:pitch w:val="variable"/>
+    <w:sig w:usb0="00000203" w:usb1="288F0000" w:usb2="00000016" w:usb3="00000000" w:csb0="00040001" w:csb1="00000000"/>
+  </w:font>
+  <w:font w:name="KaiTi_GB2312">
+    <w:family w:val="modern"/>
+    <w:pitch w:val="fixed"/>
+    <w:sig w:usb0="800002BF" w:usb1="38CF7CFA" w:usb2="00000016" w:usb3="00000000" w:csb0="00040001" w:csb1="00000000"/>
+  </w:font>
+  <w:font w:name="Segoe UI">
+    <w:panose1 w:val="020B0502040204020203"/>
+    <w:family w:val="swiss"/>
+    <w:pitch w:val="variable"/>
+    <w:sig w:usb0="E4002EFF" w:usb1="C000E47F" w:usb2="00000009" w:usb3="00000000" w:csb0="000001FF" w:csb1="00000000"/>
+  </w:font>
+  <w:font w:name="ArialMT">
+    <w:altName w:val="Arial"/>
+    <w:panose1 w:val="00000000000000000000"/>
+    <w:family w:val="roman"/>
+    <w:notTrueType/>
+    <w:pitch w:val="default"/>
+  </w:font>
+  <w:font w:name="Helvetica">
+    <w:panose1 w:val="020B0604020202020204"/>
+    <w:family w:val="swiss"/>
+    <w:notTrueType/>
+    <w:pitch w:val="variable"/>
+    <w:sig w:usb0="00000003" w:usb1="00000000" w:usb2="00000000" w:usb3="00000000" w:csb0="00000001" w:csb1="00000000"/>
+  </w:font>
+  <w:font w:name="Cambria">
+    <w:panose1 w:val="02040503050406030204"/>
+    <w:family w:val="roman"/>
+    <w:pitch w:val="variable"/>
+    <w:sig w:usb0="E00006FF" w:usb1="420024FF" w:usb2="02000000" w:usb3="00000000" w:csb0="0000019F" w:csb1="00000000"/>
+  </w:font>
+</w:fonts>
+</file>
+
+<file path=./word/numbering.xml><?xml version="1.0" encoding="utf-8"?>
 <w:numbering xmlns:wpc="http://schemas.microsoft.com/office/word/2010/wordprocessingCanvas" xmlns:cx="http://schemas.microsoft.com/office/drawing/2014/chartex" xmlns:cx1="http://schemas.microsoft.com/office/drawing/2015/9/8/chartex" xmlns:cx2="http://schemas.microsoft.com/office/drawing/2015/10/21/chartex" xmlns:cx3="http://schemas.microsoft.com/office/drawing/2016/5/9/chartex" xmlns:cx4="http://schemas.microsoft.com/office/drawing/2016/5/10/chartex" xmlns:cx5="http://schemas.microsoft.com/office/drawing/2016/5/11/chartex" xmlns:cx6="http://schemas.microsoft.com/office/drawing/2016/5/12/chartex" xmlns:cx7="http://schemas.microsoft.com/office/drawing/2016/5/13/chartex" xmlns:cx8="http://schemas.microsoft.com/office/drawing/2016/5/14/chartex" xmlns:mc="http://schemas.openxmlformats.org/markup-compatibility/2006" xmlns:aink="http://schemas.microsoft.com/office/drawing/2016/ink" xmlns:am3d="http://schemas.microsoft.com/office/drawing/2017/model3d" xmlns:o="urn:schemas-microsoft-com:office:office" xmlns:oel="http://schemas.microsoft.com/office/2019/extlst" xmlns:r="http://schemas.openxmlformats.org/officeDocument/2006/relationships" xmlns:m="http://schemas.openxmlformats.org/officeDocument/2006/math" xmlns:v="urn:schemas-microsoft-com:vml" xmlns:wp14="http://schemas.microsoft.com/office/word/2010/wordprocessingDrawing" xmlns:wp="http://schemas.openxmlformats.org/drawingml/2006/wordprocessingDrawing" xmlns:w10="urn:schemas-microsoft-com:office:word" xmlns:w="http://schemas.openxmlformats.org/wordprocessingml/2006/main" xmlns:w14="http://schemas.microsoft.com/office/word/2010/wordml" xmlns:w15="http://schemas.microsoft.com/office/word/2012/wordml" xmlns:w16cex="http://schemas.microsoft.com/office/word/2018/wordml/cex" xmlns:w16="http://schemas.microsoft.com/office/word/2018/wordml" xmlns:w16du="http://schemas.microsoft.com/office/word/2023/wordml/word16du" xmlns:w16sdtdh="http://schemas.microsoft.com/office/word/2020/wordml/sdtdatahash" xmlns:w16se="http://schemas.microsoft.com/office/word/2015/wordml/symex" xmlns:wpg="http://schemas.microsoft.com/office/word/2010/wordprocessingGroup" xmlns:wpi="http://schemas.microsoft.com/office/word/2010/wordprocessingInk" xmlns:wne="http://schemas.microsoft.com/office/word/2006/wordml" xmlns:wps="http://schemas.microsoft.com/office/word/2010/wordprocessingShape">
   <w:abstractNum w:abstractNumId="0">
     <w:nsid w:val="06EE7EE8"/>
@@ -10491,7 +10672,286 @@
 </w:numbering>
 </file>
 
-<file path=word/styles.xml><?xml version="1.0" encoding="utf-8"?>
+<file path=./word/settings.xml><?xml version="1.0" encoding="utf-8"?>
+<w:settings xmlns:mc="http://schemas.openxmlformats.org/markup-compatibility/2006" xmlns:o="urn:schemas-microsoft-com:office:office" xmlns:r="http://schemas.openxmlformats.org/officeDocument/2006/relationships" xmlns:m="http://schemas.openxmlformats.org/officeDocument/2006/math" xmlns:v="urn:schemas-microsoft-com:vml" xmlns:w10="urn:schemas-microsoft-com:office:word" xmlns:w="http://schemas.openxmlformats.org/wordprocessingml/2006/main" xmlns:w14="http://schemas.microsoft.com/office/word/2010/wordml" xmlns:w15="http://schemas.microsoft.com/office/word/2012/wordml" xmlns:w16cex="http://schemas.microsoft.com/office/word/2018/wordml/cex" xmlns:w16="http://schemas.microsoft.com/office/word/2018/wordml" xmlns:w16du="http://schemas.microsoft.com/office/word/2023/wordml/word16du" xmlns:w16sdtdh="http://schemas.microsoft.com/office/word/2020/wordml/sdtdatahash" xmlns:w16se="http://schemas.microsoft.com/office/word/2015/wordml/symex" xmlns:sl="http://schemas.openxmlformats.org/schemaLibrary/2006/main">
+  <w:zoom w:percent="140"/>
+  <w:defaultTabStop w:val="720"/>
+  <w:drawingGridHorizontalSpacing w:val="110"/>
+  <w:displayHorizontalDrawingGridEvery w:val="2"/>
+  <w:characterSpacingControl w:val="doNotCompress"/>
+  <w:compat>
+    <w:ulTrailSpace/>
+    <w:compatSetting w:name="compatibilityMode" w:uri="http://schemas.microsoft.com/office/word" w:val="15"/>
+    <w:compatSetting w:name="overrideTableStyleFontSizeAndJustification" w:uri="http://schemas.microsoft.com/office/word" w:val="1"/>
+    <w:compatSetting w:name="enableOpenTypeFeatures" w:uri="http://schemas.microsoft.com/office/word" w:val="1"/>
+    <w:compatSetting w:name="doNotFlipMirrorIndents" w:uri="http://schemas.microsoft.com/office/word" w:val="1"/>
+    <w:compatSetting w:name="differentiateMultirowTableHeaders" w:uri="http://schemas.microsoft.com/office/word" w:val="1"/>
+    <w:compatSetting w:name="useWord2013TrackBottomHyphenation" w:uri="http://schemas.microsoft.com/office/word" w:val="0"/>
+  </w:compat>
+  <w:rsids>
+    <w:rsidRoot w:val="00D31F2F"/>
+    <w:rsid w:val="00011AB8"/>
+    <w:rsid w:val="0002091F"/>
+    <w:rsid w:val="00025257"/>
+    <w:rsid w:val="00036425"/>
+    <w:rsid w:val="000420D9"/>
+    <w:rsid w:val="000610D5"/>
+    <w:rsid w:val="000A3FC3"/>
+    <w:rsid w:val="000C7C43"/>
+    <w:rsid w:val="000D0FE4"/>
+    <w:rsid w:val="000D583D"/>
+    <w:rsid w:val="000D5C54"/>
+    <w:rsid w:val="00106E99"/>
+    <w:rsid w:val="00122B16"/>
+    <w:rsid w:val="001246FF"/>
+    <w:rsid w:val="00140F05"/>
+    <w:rsid w:val="00144FEF"/>
+    <w:rsid w:val="00152A87"/>
+    <w:rsid w:val="00162B3A"/>
+    <w:rsid w:val="001800DD"/>
+    <w:rsid w:val="00184637"/>
+    <w:rsid w:val="001C754F"/>
+    <w:rsid w:val="001D0270"/>
+    <w:rsid w:val="001D70F1"/>
+    <w:rsid w:val="001F031A"/>
+    <w:rsid w:val="001F0E86"/>
+    <w:rsid w:val="0020332D"/>
+    <w:rsid w:val="00211030"/>
+    <w:rsid w:val="002423DC"/>
+    <w:rsid w:val="00243B65"/>
+    <w:rsid w:val="0025753D"/>
+    <w:rsid w:val="00265A45"/>
+    <w:rsid w:val="00271D9E"/>
+    <w:rsid w:val="0027438C"/>
+    <w:rsid w:val="0028536C"/>
+    <w:rsid w:val="002B04B8"/>
+    <w:rsid w:val="002C4CBA"/>
+    <w:rsid w:val="002D2722"/>
+    <w:rsid w:val="002D38D0"/>
+    <w:rsid w:val="003072B0"/>
+    <w:rsid w:val="0031200A"/>
+    <w:rsid w:val="00332C4B"/>
+    <w:rsid w:val="00340575"/>
+    <w:rsid w:val="00345C1A"/>
+    <w:rsid w:val="00362339"/>
+    <w:rsid w:val="0036441F"/>
+    <w:rsid w:val="00366E58"/>
+    <w:rsid w:val="00391B37"/>
+    <w:rsid w:val="00392081"/>
+    <w:rsid w:val="00392D1D"/>
+    <w:rsid w:val="003A5015"/>
+    <w:rsid w:val="003A5884"/>
+    <w:rsid w:val="003C541C"/>
+    <w:rsid w:val="003D460C"/>
+    <w:rsid w:val="003E45A4"/>
+    <w:rsid w:val="003E6A99"/>
+    <w:rsid w:val="003F3244"/>
+    <w:rsid w:val="003F7662"/>
+    <w:rsid w:val="003F7BFE"/>
+    <w:rsid w:val="004039E3"/>
+    <w:rsid w:val="00406B90"/>
+    <w:rsid w:val="004170BD"/>
+    <w:rsid w:val="00421E23"/>
+    <w:rsid w:val="00440C6F"/>
+    <w:rsid w:val="0045046C"/>
+    <w:rsid w:val="00456CC0"/>
+    <w:rsid w:val="004679FD"/>
+    <w:rsid w:val="004843DF"/>
+    <w:rsid w:val="0048556A"/>
+    <w:rsid w:val="00496505"/>
+    <w:rsid w:val="004A6635"/>
+    <w:rsid w:val="004B5664"/>
+    <w:rsid w:val="004B68AA"/>
+    <w:rsid w:val="0050474D"/>
+    <w:rsid w:val="00515EC9"/>
+    <w:rsid w:val="00525D99"/>
+    <w:rsid w:val="00527131"/>
+    <w:rsid w:val="0053564D"/>
+    <w:rsid w:val="00550AF3"/>
+    <w:rsid w:val="00554579"/>
+    <w:rsid w:val="00555D40"/>
+    <w:rsid w:val="00570FCC"/>
+    <w:rsid w:val="00587761"/>
+    <w:rsid w:val="005D3E8B"/>
+    <w:rsid w:val="005E30EE"/>
+    <w:rsid w:val="00604DC2"/>
+    <w:rsid w:val="00624185"/>
+    <w:rsid w:val="006367BF"/>
+    <w:rsid w:val="00637F87"/>
+    <w:rsid w:val="006418E7"/>
+    <w:rsid w:val="006469A4"/>
+    <w:rsid w:val="006676E5"/>
+    <w:rsid w:val="0067290E"/>
+    <w:rsid w:val="00674250"/>
+    <w:rsid w:val="00681D7A"/>
+    <w:rsid w:val="00686BBD"/>
+    <w:rsid w:val="006B5F9B"/>
+    <w:rsid w:val="006B7D91"/>
+    <w:rsid w:val="006F7C1D"/>
+    <w:rsid w:val="007049A4"/>
+    <w:rsid w:val="00713A73"/>
+    <w:rsid w:val="0074156A"/>
+    <w:rsid w:val="00752BAD"/>
+    <w:rsid w:val="00767852"/>
+    <w:rsid w:val="00784B4F"/>
+    <w:rsid w:val="00785CFA"/>
+    <w:rsid w:val="007878B3"/>
+    <w:rsid w:val="007A075B"/>
+    <w:rsid w:val="007A1540"/>
+    <w:rsid w:val="007A2D93"/>
+    <w:rsid w:val="007C47F2"/>
+    <w:rsid w:val="007D5342"/>
+    <w:rsid w:val="007D7F48"/>
+    <w:rsid w:val="007F599C"/>
+    <w:rsid w:val="008072AD"/>
+    <w:rsid w:val="00814809"/>
+    <w:rsid w:val="00851704"/>
+    <w:rsid w:val="0086370B"/>
+    <w:rsid w:val="00863CCE"/>
+    <w:rsid w:val="008677C3"/>
+    <w:rsid w:val="0087254B"/>
+    <w:rsid w:val="008759F8"/>
+    <w:rsid w:val="008A49EC"/>
+    <w:rsid w:val="008B1C05"/>
+    <w:rsid w:val="008B7A65"/>
+    <w:rsid w:val="008C704F"/>
+    <w:rsid w:val="008F2E12"/>
+    <w:rsid w:val="0091666C"/>
+    <w:rsid w:val="00920C22"/>
+    <w:rsid w:val="00921DD8"/>
+    <w:rsid w:val="00951E68"/>
+    <w:rsid w:val="0096754B"/>
+    <w:rsid w:val="00967945"/>
+    <w:rsid w:val="00970BD7"/>
+    <w:rsid w:val="00973662"/>
+    <w:rsid w:val="00975BE0"/>
+    <w:rsid w:val="00996F4F"/>
+    <w:rsid w:val="009B2DD9"/>
+    <w:rsid w:val="009C115F"/>
+    <w:rsid w:val="009D71E8"/>
+    <w:rsid w:val="009F2AB7"/>
+    <w:rsid w:val="00A15964"/>
+    <w:rsid w:val="00A179E3"/>
+    <w:rsid w:val="00A21A91"/>
+    <w:rsid w:val="00A2394E"/>
+    <w:rsid w:val="00A33E8C"/>
+    <w:rsid w:val="00A34066"/>
+    <w:rsid w:val="00A428F8"/>
+    <w:rsid w:val="00A46DB5"/>
+    <w:rsid w:val="00A565F3"/>
+    <w:rsid w:val="00A82703"/>
+    <w:rsid w:val="00AC35FA"/>
+    <w:rsid w:val="00AD181B"/>
+    <w:rsid w:val="00B046BF"/>
+    <w:rsid w:val="00B132E2"/>
+    <w:rsid w:val="00B15E30"/>
+    <w:rsid w:val="00B16E7F"/>
+    <w:rsid w:val="00B20585"/>
+    <w:rsid w:val="00B3028F"/>
+    <w:rsid w:val="00B34A00"/>
+    <w:rsid w:val="00B67406"/>
+    <w:rsid w:val="00B712F2"/>
+    <w:rsid w:val="00B73AE9"/>
+    <w:rsid w:val="00B9270A"/>
+    <w:rsid w:val="00B936CE"/>
+    <w:rsid w:val="00B949EE"/>
+    <w:rsid w:val="00BB233A"/>
+    <w:rsid w:val="00BB32E1"/>
+    <w:rsid w:val="00BB4057"/>
+    <w:rsid w:val="00BD3701"/>
+    <w:rsid w:val="00BF3508"/>
+    <w:rsid w:val="00C064D1"/>
+    <w:rsid w:val="00C12CFA"/>
+    <w:rsid w:val="00C15D88"/>
+    <w:rsid w:val="00C217DD"/>
+    <w:rsid w:val="00C22AC6"/>
+    <w:rsid w:val="00C24259"/>
+    <w:rsid w:val="00C372B6"/>
+    <w:rsid w:val="00C4747E"/>
+    <w:rsid w:val="00C66A06"/>
+    <w:rsid w:val="00C9150F"/>
+    <w:rsid w:val="00C937AA"/>
+    <w:rsid w:val="00C978CB"/>
+    <w:rsid w:val="00CD669C"/>
+    <w:rsid w:val="00CD7655"/>
+    <w:rsid w:val="00CE1EDF"/>
+    <w:rsid w:val="00CE334C"/>
+    <w:rsid w:val="00CE6826"/>
+    <w:rsid w:val="00D00AEF"/>
+    <w:rsid w:val="00D065E4"/>
+    <w:rsid w:val="00D13783"/>
+    <w:rsid w:val="00D2402E"/>
+    <w:rsid w:val="00D31F2F"/>
+    <w:rsid w:val="00D35F12"/>
+    <w:rsid w:val="00D648F3"/>
+    <w:rsid w:val="00DE7158"/>
+    <w:rsid w:val="00DF5A82"/>
+    <w:rsid w:val="00E03149"/>
+    <w:rsid w:val="00E10BE8"/>
+    <w:rsid w:val="00E122D6"/>
+    <w:rsid w:val="00E3740F"/>
+    <w:rsid w:val="00E44D06"/>
+    <w:rsid w:val="00E667E1"/>
+    <w:rsid w:val="00E66CBA"/>
+    <w:rsid w:val="00E71C24"/>
+    <w:rsid w:val="00E72977"/>
+    <w:rsid w:val="00E87EFA"/>
+    <w:rsid w:val="00E9249F"/>
+    <w:rsid w:val="00E96EAF"/>
+    <w:rsid w:val="00EA718B"/>
+    <w:rsid w:val="00EB188B"/>
+    <w:rsid w:val="00EC2608"/>
+    <w:rsid w:val="00EF1240"/>
+    <w:rsid w:val="00F0295A"/>
+    <w:rsid w:val="00F258D7"/>
+    <w:rsid w:val="00F30E55"/>
+    <w:rsid w:val="00F533B9"/>
+    <w:rsid w:val="00F5413B"/>
+    <w:rsid w:val="00F641E4"/>
+    <w:rsid w:val="00F66EC5"/>
+    <w:rsid w:val="00F70E00"/>
+    <w:rsid w:val="00F915D8"/>
+    <w:rsid w:val="00FA1EF6"/>
+    <w:rsid w:val="00FA336F"/>
+    <w:rsid w:val="00FA3546"/>
+    <w:rsid w:val="00FA5FAB"/>
+    <w:rsid w:val="00FB2350"/>
+    <w:rsid w:val="00FB4813"/>
+    <w:rsid w:val="00FC3546"/>
+    <w:rsid w:val="00FD7D4F"/>
+    <w:rsid w:val="00FE5147"/>
+    <w:rsid w:val="00FF0623"/>
+    <w:rsid w:val="00FF3CAF"/>
+  </w:rsids>
+  <m:mathPr>
+    <m:mathFont m:val="Cambria Math"/>
+    <m:brkBin m:val="before"/>
+    <m:brkBinSub m:val="--"/>
+    <m:smallFrac m:val="0"/>
+    <m:dispDef/>
+    <m:lMargin m:val="0"/>
+    <m:rMargin m:val="0"/>
+    <m:defJc m:val="centerGroup"/>
+    <m:wrapIndent m:val="1440"/>
+    <m:intLim m:val="subSup"/>
+    <m:naryLim m:val="undOvr"/>
+  </m:mathPr>
+  <w:themeFontLang w:val="en-US"/>
+  <w:clrSchemeMapping w:bg1="light1" w:t1="dark1" w:bg2="light2" w:t2="dark2" w:accent1="accent1" w:accent2="accent2" w:accent3="accent3" w:accent4="accent4" w:accent5="accent5" w:accent6="accent6" w:hyperlink="hyperlink" w:followedHyperlink="followedHyperlink"/>
+  <w:shapeDefaults>
+    <o:shapedefaults v:ext="edit" spidmax="1026"/>
+    <o:shapelayout v:ext="edit">
+      <o:idmap v:ext="edit" data="1"/>
+    </o:shapelayout>
+  </w:shapeDefaults>
+  <w:decimalSymbol w:val=","/>
+  <w:listSeparator w:val=","/>
+  <w14:docId w14:val="0DE87880"/>
+  <w15:docId w15:val="{E038F54B-F8A8-4A36-ABDD-FCBA0748AA9C}"/>
+</w:settings>
+</file>
+
+<file path=./word/styles.xml><?xml version="1.0" encoding="utf-8"?>
 <w:styles xmlns:mc="http://schemas.openxmlformats.org/markup-compatibility/2006" xmlns:r="http://schemas.openxmlformats.org/officeDocument/2006/relationships" xmlns:w="http://schemas.openxmlformats.org/wordprocessingml/2006/main" xmlns:w14="http://schemas.microsoft.com/office/word/2010/wordml" xmlns:w15="http://schemas.microsoft.com/office/word/2012/wordml" xmlns:w16cex="http://schemas.microsoft.com/office/word/2018/wordml/cex" xmlns:w16="http://schemas.microsoft.com/office/word/2018/wordml" xmlns:w16du="http://schemas.microsoft.com/office/word/2023/wordml/word16du" xmlns:w16sdtdh="http://schemas.microsoft.com/office/word/2020/wordml/sdtdatahash" xmlns:w16se="http://schemas.microsoft.com/office/word/2015/wordml/symex">
   <w:docDefaults>
     <w:rPrDefault>
@@ -12704,7 +13164,7 @@
 </w:styles>
 </file>
 
-<file path=word/theme/theme1.xml><?xml version="1.0" encoding="utf-8"?>
+<file path=./word/theme/theme1.xml><?xml version="1.0" encoding="utf-8"?>
 <a:theme xmlns:a="http://schemas.openxmlformats.org/drawingml/2006/main" name="Office Theme">
   <a:themeElements>
     <a:clrScheme name="Office">
@@ -12985,4 +13445,24 @@
   <a:objectDefaults/>
   <a:extraClrSchemeLst/>
 </a:theme>
+</file>
+
+<file path=./word/webSettings.xml><?xml version="1.0" encoding="utf-8"?>
+<w:webSettings xmlns:mc="http://schemas.openxmlformats.org/markup-compatibility/2006" xmlns:r="http://schemas.openxmlformats.org/officeDocument/2006/relationships" xmlns:w="http://schemas.openxmlformats.org/wordprocessingml/2006/main" xmlns:w14="http://schemas.microsoft.com/office/word/2010/wordml" xmlns:w15="http://schemas.microsoft.com/office/word/2012/wordml" xmlns:w16cex="http://schemas.microsoft.com/office/word/2018/wordml/cex" xmlns:w16="http://schemas.microsoft.com/office/word/2018/wordml" xmlns:w16du="http://schemas.microsoft.com/office/word/2023/wordml/word16du" xmlns:w16sdtdh="http://schemas.microsoft.com/office/word/2020/wordml/sdtdatahash" xmlns:w16se="http://schemas.microsoft.com/office/word/2015/wordml/symex">
+  <w:divs>
+    <w:div w:id="61101111">
+      <w:bodyDiv w:val="1"/>
+      <w:marLeft w:val="0"/>
+      <w:marRight w:val="0"/>
+      <w:marTop w:val="0"/>
+      <w:marBottom w:val="0"/>
+      <w:divBdr>
+        <w:top w:val="none" w:sz="0" w:space="0" w:color="auto"/>
+        <w:left w:val="none" w:sz="0" w:space="0" w:color="auto"/>
+        <w:bottom w:val="none" w:sz="0" w:space="0" w:color="auto"/>
+        <w:right w:val="none" w:sz="0" w:space="0" w:color="auto"/>
+      </w:divBdr>
+    </w:div>
+  </w:divs>
+</w:webSettings>
 </file>
--- a/skills/phong-hcqt/assets/yeu-cau-bao-gia.docx
+++ b/skills/phong-hcqt/assets/yeu-cau-bao-gia.docx
@@ -1,83 +1,5 @@
 
-<file path=./[Content_Types].xml><?xml version="1.0" encoding="utf-8"?>
-<Types xmlns="http://schemas.openxmlformats.org/package/2006/content-types">
-  <Default Extension="rels" ContentType="application/vnd.openxmlformats-package.relationships+xml"/>
-  <Default Extension="xml" ContentType="application/xml"/>
-  <Override PartName="/word/document.xml" ContentType="application/vnd.openxmlformats-officedocument.wordprocessingml.document.main+xml"/>
-  <Override PartName="/word/numbering.xml" ContentType="application/vnd.openxmlformats-officedocument.wordprocessingml.numbering+xml"/>
-  <Override PartName="/word/styles.xml" ContentType="application/vnd.openxmlformats-officedocument.wordprocessingml.styles+xml"/>
-  <Override PartName="/word/settings.xml" ContentType="application/vnd.openxmlformats-officedocument.wordprocessingml.settings+xml"/>
-  <Override PartName="/word/webSettings.xml" ContentType="application/vnd.openxmlformats-officedocument.wordprocessingml.webSettings+xml"/>
-  <Override PartName="/word/fontTable.xml" ContentType="application/vnd.openxmlformats-officedocument.wordprocessingml.fontTable+xml"/>
-  <Override PartName="/word/theme/theme1.xml" ContentType="application/vnd.openxmlformats-officedocument.theme+xml"/>
-  <Override PartName="/docProps/core.xml" ContentType="application/vnd.openxmlformats-package.core-properties+xml"/>
-  <Override PartName="/docProps/app.xml" ContentType="application/vnd.openxmlformats-officedocument.extended-properties+xml"/>
-  <Override PartName="/docProps/custom.xml" ContentType="application/vnd.openxmlformats-officedocument.custom-properties+xml"/>
-</Types>
-</file>
-
-<file path=./docProps/app.xml><?xml version="1.0" encoding="utf-8"?>
-<Properties xmlns="http://schemas.openxmlformats.org/officeDocument/2006/extended-properties" xmlns:vt="http://schemas.openxmlformats.org/officeDocument/2006/docPropsVTypes">
-  <Template>Normal.dotm</Template>
-  <TotalTime>70</TotalTime>
-  <Pages>6</Pages>
-  <Words>709</Words>
-  <Characters>4042</Characters>
-  <Application>Microsoft Office Word</Application>
-  <DocSecurity>0</DocSecurity>
-  <Lines>33</Lines>
-  <Paragraphs>9</Paragraphs>
-  <ScaleCrop>false</ScaleCrop>
-  <HeadingPairs>
-    <vt:vector size="2" baseType="variant">
-      <vt:variant>
-        <vt:lpstr>Title</vt:lpstr>
-      </vt:variant>
-      <vt:variant>
-        <vt:i4>1</vt:i4>
-      </vt:variant>
-    </vt:vector>
-  </HeadingPairs>
-  <TitlesOfParts>
-    <vt:vector size="1" baseType="lpstr">
-      <vt:lpstr/>
-    </vt:vector>
-  </TitlesOfParts>
-  <Company/>
-  <LinksUpToDate>false</LinksUpToDate>
-  <CharactersWithSpaces>4742</CharactersWithSpaces>
-  <SharedDoc>false</SharedDoc>
-  <HyperlinksChanged>false</HyperlinksChanged>
-  <AppVersion>16.0000</AppVersion>
-</Properties>
-</file>
-
-<file path=./docProps/core.xml><?xml version="1.0" encoding="utf-8"?>
-<cp:coreProperties xmlns:cp="http://schemas.openxmlformats.org/package/2006/metadata/core-properties" xmlns:dc="http://purl.org/dc/elements/1.1/" xmlns:dcterms="http://purl.org/dc/terms/" xmlns:dcmitype="http://purl.org/dc/dcmitype/" xmlns:xsi="http://www.w3.org/2001/XMLSchema-instance">
-  <dc:creator>Admin</dc:creator>
-  <cp:lastModifiedBy>Dương KTDA</cp:lastModifiedBy>
-  <cp:revision>29</cp:revision>
-  <cp:lastPrinted>2026-05-05T09:53:00Z</cp:lastPrinted>
-  <dcterms:created xsi:type="dcterms:W3CDTF">2026-05-05T08:50:00Z</dcterms:created>
-  <dcterms:modified xsi:type="dcterms:W3CDTF">2026-05-20T04:20:00Z</dcterms:modified>
-</cp:coreProperties>
-</file>
-
-<file path=./docProps/custom.xml><?xml version="1.0" encoding="utf-8"?>
-<Properties xmlns="http://schemas.openxmlformats.org/officeDocument/2006/custom-properties" xmlns:vt="http://schemas.openxmlformats.org/officeDocument/2006/docPropsVTypes">
-  <property fmtid="{D5CDD505-2E9C-101B-9397-08002B2CF9AE}" pid="2" name="Created">
-    <vt:filetime>2023-07-05T00:00:00Z</vt:filetime>
-  </property>
-  <property fmtid="{D5CDD505-2E9C-101B-9397-08002B2CF9AE}" pid="3" name="Creator">
-    <vt:lpwstr>Microsoft® Word 2019</vt:lpwstr>
-  </property>
-  <property fmtid="{D5CDD505-2E9C-101B-9397-08002B2CF9AE}" pid="4" name="LastSaved">
-    <vt:filetime>2023-07-11T00:00:00Z</vt:filetime>
-  </property>
-</Properties>
-</file>
-
-<file path=./word/document.xml><?xml version="1.0" encoding="utf-8"?>
+<file path=word/document.xml><?xml version="1.0" encoding="utf-8"?>
 <w:document xmlns:wpc="http://schemas.microsoft.com/office/word/2010/wordprocessingCanvas" xmlns:cx="http://schemas.microsoft.com/office/drawing/2014/chartex" xmlns:cx1="http://schemas.microsoft.com/office/drawing/2015/9/8/chartex" xmlns:cx2="http://schemas.microsoft.com/office/drawing/2015/10/21/chartex" xmlns:cx3="http://schemas.microsoft.com/office/drawing/2016/5/9/chartex" xmlns:cx4="http://schemas.microsoft.com/office/drawing/2016/5/10/chartex" xmlns:cx5="http://schemas.microsoft.com/office/drawing/2016/5/11/chartex" xmlns:cx6="http://schemas.microsoft.com/office/drawing/2016/5/12/chartex" xmlns:cx7="http://schemas.microsoft.com/office/drawing/2016/5/13/chartex" xmlns:cx8="http://schemas.microsoft.com/office/drawing/2016/5/14/chartex" xmlns:mc="http://schemas.openxmlformats.org/markup-compatibility/2006" xmlns:aink="http://schemas.microsoft.com/office/drawing/2016/ink" xmlns:am3d="http://schemas.microsoft.com/office/drawing/2017/model3d" xmlns:o="urn:schemas-microsoft-com:office:office" xmlns:oel="http://schemas.microsoft.com/office/2019/extlst" xmlns:r="http://schemas.openxmlformats.org/officeDocument/2006/relationships" xmlns:m="http://schemas.openxmlformats.org/officeDocument/2006/math" xmlns:v="urn:schemas-microsoft-com:vml" xmlns:wp14="http://schemas.microsoft.com/office/word/2010/wordprocessingDrawing" xmlns:wp="http://schemas.openxmlformats.org/drawingml/2006/wordprocessingDrawing" xmlns:w10="urn:schemas-microsoft-com:office:word" xmlns:w="http://schemas.openxmlformats.org/wordprocessingml/2006/main" xmlns:w14="http://schemas.microsoft.com/office/word/2010/wordml" xmlns:w15="http://schemas.microsoft.com/office/word/2012/wordml" xmlns:w16cex="http://schemas.microsoft.com/office/word/2018/wordml/cex" xmlns:w16="http://schemas.microsoft.com/office/word/2018/wordml" xmlns:w16du="http://schemas.microsoft.com/office/word/2023/wordml/word16du" xmlns:w16sdtdh="http://schemas.microsoft.com/office/word/2020/wordml/sdtdatahash" xmlns:w16se="http://schemas.microsoft.com/office/word/2015/wordml/symex" xmlns:wpg="http://schemas.microsoft.com/office/word/2010/wordprocessingGroup" xmlns:wpi="http://schemas.microsoft.com/office/word/2010/wordprocessingInk" xmlns:wne="http://schemas.microsoft.com/office/word/2006/wordml" xmlns:wps="http://schemas.microsoft.com/office/word/2010/wordprocessingShape">
   <w:body>
     <w:tbl>
@@ -6609,110 +6531,7 @@
 </w:document>
 </file>
 
-<file path=./word/fontTable.xml><?xml version="1.0" encoding="utf-8"?>
-<w:fonts xmlns:mc="http://schemas.openxmlformats.org/markup-compatibility/2006" xmlns:r="http://schemas.openxmlformats.org/officeDocument/2006/relationships" xmlns:w="http://schemas.openxmlformats.org/wordprocessingml/2006/main" xmlns:w14="http://schemas.microsoft.com/office/word/2010/wordml" xmlns:w15="http://schemas.microsoft.com/office/word/2012/wordml" xmlns:w16cex="http://schemas.microsoft.com/office/word/2018/wordml/cex" xmlns:w16="http://schemas.microsoft.com/office/word/2018/wordml" xmlns:w16du="http://schemas.microsoft.com/office/word/2023/wordml/word16du" xmlns:w16sdtdh="http://schemas.microsoft.com/office/word/2020/wordml/sdtdatahash" xmlns:w16se="http://schemas.microsoft.com/office/word/2015/wordml/symex">
-  <w:font w:name="Times New Roman">
-    <w:panose1 w:val="02020603050405020304"/>
-    <w:family w:val="roman"/>
-    <w:pitch w:val="variable"/>
-    <w:sig w:usb0="E0002EFF" w:usb1="C000785B" w:usb2="00000009" w:usb3="00000000" w:csb0="000001FF" w:csb1="00000000"/>
-  </w:font>
-  <w:font w:name="Courier New">
-    <w:panose1 w:val="02070309020205020404"/>
-    <w:family w:val="modern"/>
-    <w:pitch w:val="fixed"/>
-    <w:sig w:usb0="E0002EFF" w:usb1="C0007843" w:usb2="00000009" w:usb3="00000000" w:csb0="000001FF" w:csb1="00000000"/>
-  </w:font>
-  <w:font w:name="Wingdings">
-    <w:panose1 w:val="05000000000000000000"/>
-    <w:family w:val="auto"/>
-    <w:pitch w:val="variable"/>
-    <w:sig w:usb0="00000000" w:usb1="10000000" w:usb2="00000000" w:usb3="00000000" w:csb0="80000000" w:csb1="00000000"/>
-  </w:font>
-  <w:font w:name="Symbol">
-    <w:panose1 w:val="05050102010706020507"/>
-    <w:family w:val="roman"/>
-    <w:pitch w:val="variable"/>
-    <w:sig w:usb0="00000000" w:usb1="10000000" w:usb2="00000000" w:usb3="00000000" w:csb0="80000000" w:csb1="00000000"/>
-  </w:font>
-  <w:font w:name="VNI-Times">
-    <w:panose1 w:val="00000000000000000000"/>
-    <w:family w:val="auto"/>
-    <w:pitch w:val="variable"/>
-    <w:sig w:usb0="00000007" w:usb1="00000000" w:usb2="00000000" w:usb3="00000000" w:csb0="00000013" w:csb1="00000000"/>
-  </w:font>
-  <w:font w:name="Arial">
-    <w:panose1 w:val="020B0604020202020204"/>
-    <w:family w:val="swiss"/>
-    <w:pitch w:val="variable"/>
-    <w:sig w:usb0="E0002EFF" w:usb1="C000785B" w:usb2="00000009" w:usb3="00000000" w:csb0="000001FF" w:csb1="00000000"/>
-  </w:font>
-  <w:font w:name="Calibri">
-    <w:panose1 w:val="020F0502020204030204"/>
-    <w:family w:val="swiss"/>
-    <w:pitch w:val="variable"/>
-    <w:sig w:usb0="E4002EFF" w:usb1="C000247B" w:usb2="00000009" w:usb3="00000000" w:csb0="000001FF" w:csb1="00000000"/>
-  </w:font>
-  <w:font w:name=".VnTime">
-    <w:panose1 w:val="020B7200000000000000"/>
-    <w:family w:val="swiss"/>
-    <w:pitch w:val="variable"/>
-    <w:sig w:usb0="00000003" w:usb1="00000000" w:usb2="00000000" w:usb3="00000000" w:csb0="00000001" w:csb1="00000000"/>
-  </w:font>
-  <w:font w:name="Tahoma">
-    <w:panose1 w:val="020B0604030504040204"/>
-    <w:family w:val="swiss"/>
-    <w:pitch w:val="variable"/>
-    <w:sig w:usb0="E1002EFF" w:usb1="C000605B" w:usb2="00000029" w:usb3="00000000" w:csb0="000101FF" w:csb1="00000000"/>
-  </w:font>
-  <w:font w:name=".VnTimeH">
-    <w:panose1 w:val="020B7200000000000000"/>
-    <w:family w:val="swiss"/>
-    <w:pitch w:val="variable"/>
-    <w:sig w:usb0="00000007" w:usb1="00000000" w:usb2="00000000" w:usb3="00000000" w:csb0="00000013" w:csb1="00000000"/>
-  </w:font>
-  <w:font w:name="SimSun">
-    <w:altName w:val="宋体"/>
-    <w:panose1 w:val="02010600030101010101"/>
-    <w:family w:val="auto"/>
-    <w:pitch w:val="variable"/>
-    <w:sig w:usb0="00000203" w:usb1="288F0000" w:usb2="00000016" w:usb3="00000000" w:csb0="00040001" w:csb1="00000000"/>
-  </w:font>
-  <w:font w:name="KaiTi_GB2312">
-    <w:family w:val="modern"/>
-    <w:pitch w:val="fixed"/>
-    <w:sig w:usb0="800002BF" w:usb1="38CF7CFA" w:usb2="00000016" w:usb3="00000000" w:csb0="00040001" w:csb1="00000000"/>
-  </w:font>
-  <w:font w:name="Segoe UI">
-    <w:panose1 w:val="020B0502040204020203"/>
-    <w:family w:val="swiss"/>
-    <w:pitch w:val="variable"/>
-    <w:sig w:usb0="E4002EFF" w:usb1="C000E47F" w:usb2="00000009" w:usb3="00000000" w:csb0="000001FF" w:csb1="00000000"/>
-  </w:font>
-  <w:font w:name="ArialMT">
-    <w:altName w:val="Arial"/>
-    <w:panose1 w:val="00000000000000000000"/>
-    <w:family w:val="roman"/>
-    <w:notTrueType/>
-    <w:pitch w:val="default"/>
-  </w:font>
-  <w:font w:name="Helvetica">
-    <w:panose1 w:val="020B0604020202020204"/>
-    <w:family w:val="swiss"/>
-    <w:notTrueType/>
-    <w:pitch w:val="variable"/>
-    <w:sig w:usb0="00000003" w:usb1="00000000" w:usb2="00000000" w:usb3="00000000" w:csb0="00000001" w:csb1="00000000"/>
-  </w:font>
-  <w:font w:name="Cambria">
-    <w:panose1 w:val="02040503050406030204"/>
-    <w:family w:val="roman"/>
-    <w:pitch w:val="variable"/>
-    <w:sig w:usb0="E00006FF" w:usb1="420024FF" w:usb2="02000000" w:usb3="00000000" w:csb0="0000019F" w:csb1="00000000"/>
-  </w:font>
-</w:fonts>
-</file>
-
-<file path=./word/numbering.xml><?xml version="1.0" encoding="utf-8"?>
+<file path=word/numbering.xml><?xml version="1.0" encoding="utf-8"?>
 <w:numbering xmlns:wpc="http://schemas.microsoft.com/office/word/2010/wordprocessingCanvas" xmlns:cx="http://schemas.microsoft.com/office/drawing/2014/chartex" xmlns:cx1="http://schemas.microsoft.com/office/drawing/2015/9/8/chartex" xmlns:cx2="http://schemas.microsoft.com/office/drawing/2015/10/21/chartex" xmlns:cx3="http://schemas.microsoft.com/office/drawing/2016/5/9/chartex" xmlns:cx4="http://schemas.microsoft.com/office/drawing/2016/5/10/chartex" xmlns:cx5="http://schemas.microsoft.com/office/drawing/2016/5/11/chartex" xmlns:cx6="http://schemas.microsoft.com/office/drawing/2016/5/12/chartex" xmlns:cx7="http://schemas.microsoft.com/office/drawing/2016/5/13/chartex" xmlns:cx8="http://schemas.microsoft.com/office/drawing/2016/5/14/chartex" xmlns:mc="http://schemas.openxmlformats.org/markup-compatibility/2006" xmlns:aink="http://schemas.microsoft.com/office/drawing/2016/ink" xmlns:am3d="http://schemas.microsoft.com/office/drawing/2017/model3d" xmlns:o="urn:schemas-microsoft-com:office:office" xmlns:oel="http://schemas.microsoft.com/office/2019/extlst" xmlns:r="http://schemas.openxmlformats.org/officeDocument/2006/relationships" xmlns:m="http://schemas.openxmlformats.org/officeDocument/2006/math" xmlns:v="urn:schemas-microsoft-com:vml" xmlns:wp14="http://schemas.microsoft.com/office/word/2010/wordprocessingDrawing" xmlns:wp="http://schemas.openxmlformats.org/drawingml/2006/wordprocessingDrawing" xmlns:w10="urn:schemas-microsoft-com:office:word" xmlns:w="http://schemas.openxmlformats.org/wordprocessingml/2006/main" xmlns:w14="http://schemas.microsoft.com/office/word/2010/wordml" xmlns:w15="http://schemas.microsoft.com/office/word/2012/wordml" xmlns:w16cex="http://schemas.microsoft.com/office/word/2018/wordml/cex" xmlns:w16="http://schemas.microsoft.com/office/word/2018/wordml" xmlns:w16du="http://schemas.microsoft.com/office/word/2023/wordml/word16du" xmlns:w16sdtdh="http://schemas.microsoft.com/office/word/2020/wordml/sdtdatahash" xmlns:w16se="http://schemas.microsoft.com/office/word/2015/wordml/symex" xmlns:wpg="http://schemas.microsoft.com/office/word/2010/wordprocessingGroup" xmlns:wpi="http://schemas.microsoft.com/office/word/2010/wordprocessingInk" xmlns:wne="http://schemas.microsoft.com/office/word/2006/wordml" xmlns:wps="http://schemas.microsoft.com/office/word/2010/wordprocessingShape">
   <w:abstractNum w:abstractNumId="0">
     <w:nsid w:val="06EE7EE8"/>
@@ -10672,286 +10491,7 @@
 </w:numbering>
 </file>
 
-<file path=./word/settings.xml><?xml version="1.0" encoding="utf-8"?>
-<w:settings xmlns:mc="http://schemas.openxmlformats.org/markup-compatibility/2006" xmlns:o="urn:schemas-microsoft-com:office:office" xmlns:r="http://schemas.openxmlformats.org/officeDocument/2006/relationships" xmlns:m="http://schemas.openxmlformats.org/officeDocument/2006/math" xmlns:v="urn:schemas-microsoft-com:vml" xmlns:w10="urn:schemas-microsoft-com:office:word" xmlns:w="http://schemas.openxmlformats.org/wordprocessingml/2006/main" xmlns:w14="http://schemas.microsoft.com/office/word/2010/wordml" xmlns:w15="http://schemas.microsoft.com/office/word/2012/wordml" xmlns:w16cex="http://schemas.microsoft.com/office/word/2018/wordml/cex" xmlns:w16="http://schemas.microsoft.com/office/word/2018/wordml" xmlns:w16du="http://schemas.microsoft.com/office/word/2023/wordml/word16du" xmlns:w16sdtdh="http://schemas.microsoft.com/office/word/2020/wordml/sdtdatahash" xmlns:w16se="http://schemas.microsoft.com/office/word/2015/wordml/symex" xmlns:sl="http://schemas.openxmlformats.org/schemaLibrary/2006/main">
-  <w:zoom w:percent="140"/>
-  <w:defaultTabStop w:val="720"/>
-  <w:drawingGridHorizontalSpacing w:val="110"/>
-  <w:displayHorizontalDrawingGridEvery w:val="2"/>
-  <w:characterSpacingControl w:val="doNotCompress"/>
-  <w:compat>
-    <w:ulTrailSpace/>
-    <w:compatSetting w:name="compatibilityMode" w:uri="http://schemas.microsoft.com/office/word" w:val="15"/>
-    <w:compatSetting w:name="overrideTableStyleFontSizeAndJustification" w:uri="http://schemas.microsoft.com/office/word" w:val="1"/>
-    <w:compatSetting w:name="enableOpenTypeFeatures" w:uri="http://schemas.microsoft.com/office/word" w:val="1"/>
-    <w:compatSetting w:name="doNotFlipMirrorIndents" w:uri="http://schemas.microsoft.com/office/word" w:val="1"/>
-    <w:compatSetting w:name="differentiateMultirowTableHeaders" w:uri="http://schemas.microsoft.com/office/word" w:val="1"/>
-    <w:compatSetting w:name="useWord2013TrackBottomHyphenation" w:uri="http://schemas.microsoft.com/office/word" w:val="0"/>
-  </w:compat>
-  <w:rsids>
-    <w:rsidRoot w:val="00D31F2F"/>
-    <w:rsid w:val="00011AB8"/>
-    <w:rsid w:val="0002091F"/>
-    <w:rsid w:val="00025257"/>
-    <w:rsid w:val="00036425"/>
-    <w:rsid w:val="000420D9"/>
-    <w:rsid w:val="000610D5"/>
-    <w:rsid w:val="000A3FC3"/>
-    <w:rsid w:val="000C7C43"/>
-    <w:rsid w:val="000D0FE4"/>
-    <w:rsid w:val="000D583D"/>
-    <w:rsid w:val="000D5C54"/>
-    <w:rsid w:val="00106E99"/>
-    <w:rsid w:val="00122B16"/>
-    <w:rsid w:val="001246FF"/>
-    <w:rsid w:val="00140F05"/>
-    <w:rsid w:val="00144FEF"/>
-    <w:rsid w:val="00152A87"/>
-    <w:rsid w:val="00162B3A"/>
-    <w:rsid w:val="001800DD"/>
-    <w:rsid w:val="00184637"/>
-    <w:rsid w:val="001C754F"/>
-    <w:rsid w:val="001D0270"/>
-    <w:rsid w:val="001D70F1"/>
-    <w:rsid w:val="001F031A"/>
-    <w:rsid w:val="001F0E86"/>
-    <w:rsid w:val="0020332D"/>
-    <w:rsid w:val="00211030"/>
-    <w:rsid w:val="002423DC"/>
-    <w:rsid w:val="00243B65"/>
-    <w:rsid w:val="0025753D"/>
-    <w:rsid w:val="00265A45"/>
-    <w:rsid w:val="00271D9E"/>
-    <w:rsid w:val="0027438C"/>
-    <w:rsid w:val="0028536C"/>
-    <w:rsid w:val="002B04B8"/>
-    <w:rsid w:val="002C4CBA"/>
-    <w:rsid w:val="002D2722"/>
-    <w:rsid w:val="002D38D0"/>
-    <w:rsid w:val="003072B0"/>
-    <w:rsid w:val="0031200A"/>
-    <w:rsid w:val="00332C4B"/>
-    <w:rsid w:val="00340575"/>
-    <w:rsid w:val="00345C1A"/>
-    <w:rsid w:val="00362339"/>
-    <w:rsid w:val="0036441F"/>
-    <w:rsid w:val="00366E58"/>
-    <w:rsid w:val="00391B37"/>
-    <w:rsid w:val="00392081"/>
-    <w:rsid w:val="00392D1D"/>
-    <w:rsid w:val="003A5015"/>
-    <w:rsid w:val="003A5884"/>
-    <w:rsid w:val="003C541C"/>
-    <w:rsid w:val="003D460C"/>
-    <w:rsid w:val="003E45A4"/>
-    <w:rsid w:val="003E6A99"/>
-    <w:rsid w:val="003F3244"/>
-    <w:rsid w:val="003F7662"/>
-    <w:rsid w:val="003F7BFE"/>
-    <w:rsid w:val="004039E3"/>
-    <w:rsid w:val="00406B90"/>
-    <w:rsid w:val="004170BD"/>
-    <w:rsid w:val="00421E23"/>
-    <w:rsid w:val="00440C6F"/>
-    <w:rsid w:val="0045046C"/>
-    <w:rsid w:val="00456CC0"/>
-    <w:rsid w:val="004679FD"/>
-    <w:rsid w:val="004843DF"/>
-    <w:rsid w:val="0048556A"/>
-    <w:rsid w:val="00496505"/>
-    <w:rsid w:val="004A6635"/>
-    <w:rsid w:val="004B5664"/>
-    <w:rsid w:val="004B68AA"/>
-    <w:rsid w:val="0050474D"/>
-    <w:rsid w:val="00515EC9"/>
-    <w:rsid w:val="00525D99"/>
-    <w:rsid w:val="00527131"/>
-    <w:rsid w:val="0053564D"/>
-    <w:rsid w:val="00550AF3"/>
-    <w:rsid w:val="00554579"/>
-    <w:rsid w:val="00555D40"/>
-    <w:rsid w:val="00570FCC"/>
-    <w:rsid w:val="00587761"/>
-    <w:rsid w:val="005D3E8B"/>
-    <w:rsid w:val="005E30EE"/>
-    <w:rsid w:val="00604DC2"/>
-    <w:rsid w:val="00624185"/>
-    <w:rsid w:val="006367BF"/>
-    <w:rsid w:val="00637F87"/>
-    <w:rsid w:val="006418E7"/>
-    <w:rsid w:val="006469A4"/>
-    <w:rsid w:val="006676E5"/>
-    <w:rsid w:val="0067290E"/>
-    <w:rsid w:val="00674250"/>
-    <w:rsid w:val="00681D7A"/>
-    <w:rsid w:val="00686BBD"/>
-    <w:rsid w:val="006B5F9B"/>
-    <w:rsid w:val="006B7D91"/>
-    <w:rsid w:val="006F7C1D"/>
-    <w:rsid w:val="007049A4"/>
-    <w:rsid w:val="00713A73"/>
-    <w:rsid w:val="0074156A"/>
-    <w:rsid w:val="00752BAD"/>
-    <w:rsid w:val="00767852"/>
-    <w:rsid w:val="00784B4F"/>
-    <w:rsid w:val="00785CFA"/>
-    <w:rsid w:val="007878B3"/>
-    <w:rsid w:val="007A075B"/>
-    <w:rsid w:val="007A1540"/>
-    <w:rsid w:val="007A2D93"/>
-    <w:rsid w:val="007C47F2"/>
-    <w:rsid w:val="007D5342"/>
-    <w:rsid w:val="007D7F48"/>
-    <w:rsid w:val="007F599C"/>
-    <w:rsid w:val="008072AD"/>
-    <w:rsid w:val="00814809"/>
-    <w:rsid w:val="00851704"/>
-    <w:rsid w:val="0086370B"/>
-    <w:rsid w:val="00863CCE"/>
-    <w:rsid w:val="008677C3"/>
-    <w:rsid w:val="0087254B"/>
-    <w:rsid w:val="008759F8"/>
-    <w:rsid w:val="008A49EC"/>
-    <w:rsid w:val="008B1C05"/>
-    <w:rsid w:val="008B7A65"/>
-    <w:rsid w:val="008C704F"/>
-    <w:rsid w:val="008F2E12"/>
-    <w:rsid w:val="0091666C"/>
-    <w:rsid w:val="00920C22"/>
-    <w:rsid w:val="00921DD8"/>
-    <w:rsid w:val="00951E68"/>
-    <w:rsid w:val="0096754B"/>
-    <w:rsid w:val="00967945"/>
-    <w:rsid w:val="00970BD7"/>
-    <w:rsid w:val="00973662"/>
-    <w:rsid w:val="00975BE0"/>
-    <w:rsid w:val="00996F4F"/>
-    <w:rsid w:val="009B2DD9"/>
-    <w:rsid w:val="009C115F"/>
-    <w:rsid w:val="009D71E8"/>
-    <w:rsid w:val="009F2AB7"/>
-    <w:rsid w:val="00A15964"/>
-    <w:rsid w:val="00A179E3"/>
-    <w:rsid w:val="00A21A91"/>
-    <w:rsid w:val="00A2394E"/>
-    <w:rsid w:val="00A33E8C"/>
-    <w:rsid w:val="00A34066"/>
-    <w:rsid w:val="00A428F8"/>
-    <w:rsid w:val="00A46DB5"/>
-    <w:rsid w:val="00A565F3"/>
-    <w:rsid w:val="00A82703"/>
-    <w:rsid w:val="00AC35FA"/>
-    <w:rsid w:val="00AD181B"/>
-    <w:rsid w:val="00B046BF"/>
-    <w:rsid w:val="00B132E2"/>
-    <w:rsid w:val="00B15E30"/>
-    <w:rsid w:val="00B16E7F"/>
-    <w:rsid w:val="00B20585"/>
-    <w:rsid w:val="00B3028F"/>
-    <w:rsid w:val="00B34A00"/>
-    <w:rsid w:val="00B67406"/>
-    <w:rsid w:val="00B712F2"/>
-    <w:rsid w:val="00B73AE9"/>
-    <w:rsid w:val="00B9270A"/>
-    <w:rsid w:val="00B936CE"/>
-    <w:rsid w:val="00B949EE"/>
-    <w:rsid w:val="00BB233A"/>
-    <w:rsid w:val="00BB32E1"/>
-    <w:rsid w:val="00BB4057"/>
-    <w:rsid w:val="00BD3701"/>
-    <w:rsid w:val="00BF3508"/>
-    <w:rsid w:val="00C064D1"/>
-    <w:rsid w:val="00C12CFA"/>
-    <w:rsid w:val="00C15D88"/>
-    <w:rsid w:val="00C217DD"/>
-    <w:rsid w:val="00C22AC6"/>
-    <w:rsid w:val="00C24259"/>
-    <w:rsid w:val="00C372B6"/>
-    <w:rsid w:val="00C4747E"/>
-    <w:rsid w:val="00C66A06"/>
-    <w:rsid w:val="00C9150F"/>
-    <w:rsid w:val="00C937AA"/>
-    <w:rsid w:val="00C978CB"/>
-    <w:rsid w:val="00CD669C"/>
-    <w:rsid w:val="00CD7655"/>
-    <w:rsid w:val="00CE1EDF"/>
-    <w:rsid w:val="00CE334C"/>
-    <w:rsid w:val="00CE6826"/>
-    <w:rsid w:val="00D00AEF"/>
-    <w:rsid w:val="00D065E4"/>
-    <w:rsid w:val="00D13783"/>
-    <w:rsid w:val="00D2402E"/>
-    <w:rsid w:val="00D31F2F"/>
-    <w:rsid w:val="00D35F12"/>
-    <w:rsid w:val="00D648F3"/>
-    <w:rsid w:val="00DE7158"/>
-    <w:rsid w:val="00DF5A82"/>
-    <w:rsid w:val="00E03149"/>
-    <w:rsid w:val="00E10BE8"/>
-    <w:rsid w:val="00E122D6"/>
-    <w:rsid w:val="00E3740F"/>
-    <w:rsid w:val="00E44D06"/>
-    <w:rsid w:val="00E667E1"/>
-    <w:rsid w:val="00E66CBA"/>
-    <w:rsid w:val="00E71C24"/>
-    <w:rsid w:val="00E72977"/>
-    <w:rsid w:val="00E87EFA"/>
-    <w:rsid w:val="00E9249F"/>
-    <w:rsid w:val="00E96EAF"/>
-    <w:rsid w:val="00EA718B"/>
-    <w:rsid w:val="00EB188B"/>
-    <w:rsid w:val="00EC2608"/>
-    <w:rsid w:val="00EF1240"/>
-    <w:rsid w:val="00F0295A"/>
-    <w:rsid w:val="00F258D7"/>
-    <w:rsid w:val="00F30E55"/>
-    <w:rsid w:val="00F533B9"/>
-    <w:rsid w:val="00F5413B"/>
-    <w:rsid w:val="00F641E4"/>
-    <w:rsid w:val="00F66EC5"/>
-    <w:rsid w:val="00F70E00"/>
-    <w:rsid w:val="00F915D8"/>
-    <w:rsid w:val="00FA1EF6"/>
-    <w:rsid w:val="00FA336F"/>
-    <w:rsid w:val="00FA3546"/>
-    <w:rsid w:val="00FA5FAB"/>
-    <w:rsid w:val="00FB2350"/>
-    <w:rsid w:val="00FB4813"/>
-    <w:rsid w:val="00FC3546"/>
-    <w:rsid w:val="00FD7D4F"/>
-    <w:rsid w:val="00FE5147"/>
-    <w:rsid w:val="00FF0623"/>
-    <w:rsid w:val="00FF3CAF"/>
-  </w:rsids>
-  <m:mathPr>
-    <m:mathFont m:val="Cambria Math"/>
-    <m:brkBin m:val="before"/>
-    <m:brkBinSub m:val="--"/>
-    <m:smallFrac m:val="0"/>
-    <m:dispDef/>
-    <m:lMargin m:val="0"/>
-    <m:rMargin m:val="0"/>
-    <m:defJc m:val="centerGroup"/>
-    <m:wrapIndent m:val="1440"/>
-    <m:intLim m:val="subSup"/>
-    <m:naryLim m:val="undOvr"/>
-  </m:mathPr>
-  <w:themeFontLang w:val="en-US"/>
-  <w:clrSchemeMapping w:bg1="light1" w:t1="dark1" w:bg2="light2" w:t2="dark2" w:accent1="accent1" w:accent2="accent2" w:accent3="accent3" w:accent4="accent4" w:accent5="accent5" w:accent6="accent6" w:hyperlink="hyperlink" w:followedHyperlink="followedHyperlink"/>
-  <w:shapeDefaults>
-    <o:shapedefaults v:ext="edit" spidmax="1026"/>
-    <o:shapelayout v:ext="edit">
-      <o:idmap v:ext="edit" data="1"/>
-    </o:shapelayout>
-  </w:shapeDefaults>
-  <w:decimalSymbol w:val=","/>
-  <w:listSeparator w:val=","/>
-  <w14:docId w14:val="0DE87880"/>
-  <w15:docId w15:val="{E038F54B-F8A8-4A36-ABDD-FCBA0748AA9C}"/>
-</w:settings>
-</file>
-
-<file path=./word/styles.xml><?xml version="1.0" encoding="utf-8"?>
+<file path=word/styles.xml><?xml version="1.0" encoding="utf-8"?>
 <w:styles xmlns:mc="http://schemas.openxmlformats.org/markup-compatibility/2006" xmlns:r="http://schemas.openxmlformats.org/officeDocument/2006/relationships" xmlns:w="http://schemas.openxmlformats.org/wordprocessingml/2006/main" xmlns:w14="http://schemas.microsoft.com/office/word/2010/wordml" xmlns:w15="http://schemas.microsoft.com/office/word/2012/wordml" xmlns:w16cex="http://schemas.microsoft.com/office/word/2018/wordml/cex" xmlns:w16="http://schemas.microsoft.com/office/word/2018/wordml" xmlns:w16du="http://schemas.microsoft.com/office/word/2023/wordml/word16du" xmlns:w16sdtdh="http://schemas.microsoft.com/office/word/2020/wordml/sdtdatahash" xmlns:w16se="http://schemas.microsoft.com/office/word/2015/wordml/symex">
   <w:docDefaults>
     <w:rPrDefault>
@@ -13164,7 +12704,7 @@
 </w:styles>
 </file>
 
-<file path=./word/theme/theme1.xml><?xml version="1.0" encoding="utf-8"?>
+<file path=word/theme/theme1.xml><?xml version="1.0" encoding="utf-8"?>
 <a:theme xmlns:a="http://schemas.openxmlformats.org/drawingml/2006/main" name="Office Theme">
   <a:themeElements>
     <a:clrScheme name="Office">
@@ -13445,24 +12985,4 @@
   <a:objectDefaults/>
   <a:extraClrSchemeLst/>
 </a:theme>
-</file>
-
-<file path=./word/webSettings.xml><?xml version="1.0" encoding="utf-8"?>
-<w:webSettings xmlns:mc="http://schemas.openxmlformats.org/markup-compatibility/2006" xmlns:r="http://schemas.openxmlformats.org/officeDocument/2006/relationships" xmlns:w="http://schemas.openxmlformats.org/wordprocessingml/2006/main" xmlns:w14="http://schemas.microsoft.com/office/word/2010/wordml" xmlns:w15="http://schemas.microsoft.com/office/word/2012/wordml" xmlns:w16cex="http://schemas.microsoft.com/office/word/2018/wordml/cex" xmlns:w16="http://schemas.microsoft.com/office/word/2018/wordml" xmlns:w16du="http://schemas.microsoft.com/office/word/2023/wordml/word16du" xmlns:w16sdtdh="http://schemas.microsoft.com/office/word/2020/wordml/sdtdatahash" xmlns:w16se="http://schemas.microsoft.com/office/word/2015/wordml/symex">
-  <w:divs>
-    <w:div w:id="61101111">
-      <w:bodyDiv w:val="1"/>
-      <w:marLeft w:val="0"/>
-      <w:marRight w:val="0"/>
-      <w:marTop w:val="0"/>
-      <w:marBottom w:val="0"/>
-      <w:divBdr>
-        <w:top w:val="none" w:sz="0" w:space="0" w:color="auto"/>
-        <w:left w:val="none" w:sz="0" w:space="0" w:color="auto"/>
-        <w:bottom w:val="none" w:sz="0" w:space="0" w:color="auto"/>
-        <w:right w:val="none" w:sz="0" w:space="0" w:color="auto"/>
-      </w:divBdr>
-    </w:div>
-  </w:divs>
-</w:webSettings>
 </file>